--- a/deploy/gke/seed/integration/files/seed/revisao/nuvem-revisado.docx
+++ b/deploy/gke/seed/integration/files/seed/revisao/nuvem-revisado.docx
@@ -40,18 +40,18 @@
       <w:r>
         <w:t xml:space="preserve">5.1 Este Contrato vigorará por 12 (doze) meses e será renovado automaticamente por iguais períodos, salvo manifestação em contrário com antecedência mínima de </w:t>
       </w:r>
-      <w:ins w:id="2" w:author="Agente de revisão" w:date="2026-10-21T01:36:15.358Z">
+      <w:ins w:id="2" w:author="Agente de revisão" w:date="2026-10-21T18:22:09.801Z">
         <w:r>
-          <w:t xml:space="preserve">60 (sesse</w:t>
+          <w:t xml:space="preserve">60 (sessenta)</w:t>
         </w:r>
       </w:ins>
-      <w:del w:id="1" w:author="Agente de revisão" w:date="2026-10-21T01:36:15.358Z">
+      <w:del w:id="1" w:author="Agente de revisão" w:date="2026-10-21T18:22:09.801Z">
         <w:r>
-          <w:delText xml:space="preserve">30 (tri</w:delText>
+          <w:delText xml:space="preserve">30 (trinta)</w:delText>
         </w:r>
       </w:del>
       <w:r>
-        <w:t xml:space="preserve">nta) dias.</w:t>
+        <w:t xml:space="preserve"> dias.</w:t>
       </w:r>
     </w:p>
     <w:p>
@@ -66,19 +66,16 @@
       <w:r>
         <w:t xml:space="preserve">7.1 </w:t>
       </w:r>
-      <w:ins w:id="4" w:author="Agente de revisão" w:date="2026-10-21T01:36:15.358Z">
+      <w:ins w:id="4" w:author="Agente de revisão" w:date="2026-10-21T18:22:09.801Z">
         <w:r>
-          <w:t xml:space="preserve">Nenhuma das Partes poderá ceder este Contrato sem o prévio consentimento por escrito da outra, exceto a cessão a sociedades do mesmo grupo econômico ou a sucessoras por fusão, cisão ou incorporação, mediante simples notificação</w:t>
+          <w:t xml:space="preserve">Nenhuma das Partes poderá ceder este Contrato sem o prévio consentimento por escrito da outra, exceto a cessão a sociedades do mesmo grupo econômico ou a sucessoras por fusão, cisão ou incorporação, mediante simples notificação.</w:t>
         </w:r>
       </w:ins>
-      <w:del w:id="3" w:author="Agente de revisão" w:date="2026-10-21T01:36:15.358Z">
+      <w:del w:id="3" w:author="Agente de revisão" w:date="2026-10-21T18:22:09.801Z">
         <w:r>
-          <w:delText xml:space="preserve">A Avenia não poderá ceder este Contrato, no todo ou em parte, sem o prévio consentimento por escrito da CONTRATADA</w:delText>
+          <w:delText xml:space="preserve">A Avenia não poderá ceder este Contrato, no todo ou em parte, sem o prévio consentimento por escrito da CONTRATADA.</w:delText>
         </w:r>
       </w:del>
-      <w:r>
-        <w:t xml:space="preserve">.</w:t>
-      </w:r>
     </w:p>
     <w:p>
       <w:pPr>
@@ -92,12 +89,12 @@
       <w:r>
         <w:t xml:space="preserve">9.1 As Partes tratarão dados pessoais conforme a Lei nº 13.709/2018, </w:t>
       </w:r>
-      <w:ins w:id="6" w:author="Agente de revisão" w:date="2026-10-21T01:36:15.358Z">
+      <w:ins w:id="6" w:author="Agente de revisão" w:date="2026-10-21T18:22:09.801Z">
         <w:r>
           <w:t xml:space="preserve">atuando a Avenia como controladora e a CONTRATADA como operadora, que comunicará qualquer incidente de segurança em até 48 (quarenta e oito) horas de sua ciência</w:t>
         </w:r>
       </w:ins>
-      <w:del w:id="5" w:author="Agente de revisão" w:date="2026-10-21T01:36:15.358Z">
+      <w:del w:id="5" w:author="Agente de revisão" w:date="2026-10-21T18:22:09.801Z">
         <w:r>
           <w:delText xml:space="preserve">nos termos da Política de Privacidade disponível no site da CONTRATADA</w:delText>
         </w:r>
@@ -129,21 +126,18 @@
     </w:p>
     <w:p>
       <w:r>
-        <w:t xml:space="preserve">20.1 Este Contrato é regido pelas leis d</w:t>
-      </w:r>
-      <w:ins w:id="8" w:author="Agente de revisão" w:date="2026-10-21T01:36:15.358Z">
+        <w:t xml:space="preserve">20.1 Este Contrato é regido pelas leis </w:t>
+      </w:r>
+      <w:ins w:id="8" w:author="Agente de revisão" w:date="2026-10-21T18:22:09.801Z">
         <w:r>
-          <w:t xml:space="preserve">a República Federativa do Brasil, e fica eleito o foro da Comarca de São Paulo/SP</w:t>
+          <w:t xml:space="preserve">da República Federativa do Brasil, e fica eleito o foro da Comarca de São Paulo/SP.</w:t>
         </w:r>
       </w:ins>
-      <w:del w:id="7" w:author="Agente de revisão" w:date="2026-10-21T01:36:15.358Z">
+      <w:del w:id="7" w:author="Agente de revisão" w:date="2026-10-21T18:22:09.801Z">
         <w:r>
-          <w:delText xml:space="preserve">o Estado de Nova York, EUA, e fica eleito o foro da cidade de Nova York</w:delText>
+          <w:delText xml:space="preserve">do Estado de Nova York, EUA, e fica eleito o foro da cidade de Nova York.</w:delText>
         </w:r>
       </w:del>
-      <w:r>
-        <w:t xml:space="preserve">.</w:t>
-      </w:r>
     </w:p>
     <w:sectPr>
       <w:pgSz w:w="11906" w:h="16838" w:orient="portrait"/>
